--- a/docs/BKI062601AK【沙巴海上嘉年華】入住希爾頓海邊飯店、蔚藍俱樂部、Cabana海濱營火、卡瑪SPA紓壓6日-亞航.docx
+++ b/docs/BKI062601AK【沙巴海上嘉年華】入住希爾頓海邊飯店、蔚藍俱樂部、Cabana海濱營火、卡瑪SPA紓壓6日-亞航.docx
@@ -1349,19 +1349,74 @@
                     <w:rPr>
                       <w:color w:val="000000"/>
                     </w:rPr>
-                    <w:t>住宿：馬聚蘭飯店</w:t>
-                  </w:r>
-                  <w:r>
-                    <w:rPr>
-                      <w:color w:val="000000"/>
-                    </w:rPr>
-                    <w:t xml:space="preserve"> The Majulan Hotel</w:t>
-                  </w:r>
-                  <w:r>
-                    <w:rPr>
-                      <w:color w:val="000000"/>
-                    </w:rPr>
-                    <w:t>或同等級旅館</w:t>
+                    <w:t>住宿：</w:t>
+                  </w:r>
+                  <w:r>
+                    <w:rPr>
+                      <w:rFonts w:hint="eastAsia"/>
+                      <w:color w:val="000000"/>
+                    </w:rPr>
+                    <w:t>馬聚蘭飯店</w:t>
+                  </w:r>
+                  <w:r>
+                    <w:rPr>
+                      <w:rFonts w:hint="eastAsia"/>
+                      <w:color w:val="000000"/>
+                    </w:rPr>
+                    <w:t xml:space="preserve"> The </w:t>
+                  </w:r>
+                  <w:proofErr w:type="spellStart"/>
+                  <w:r>
+                    <w:rPr>
+                      <w:rFonts w:hint="eastAsia"/>
+                      <w:color w:val="000000"/>
+                    </w:rPr>
+                    <w:t>Majulan</w:t>
+                  </w:r>
+                  <w:proofErr w:type="spellEnd"/>
+                  <w:r>
+                    <w:rPr>
+                      <w:rFonts w:hint="eastAsia"/>
+                      <w:color w:val="000000"/>
+                    </w:rPr>
+                    <w:t xml:space="preserve"> Hotel/The </w:t>
+                  </w:r>
+                  <w:proofErr w:type="spellStart"/>
+                  <w:r>
+                    <w:rPr>
+                      <w:rFonts w:hint="eastAsia"/>
+                      <w:color w:val="000000"/>
+                    </w:rPr>
+                    <w:t>Klagan</w:t>
+                  </w:r>
+                  <w:proofErr w:type="spellEnd"/>
+                  <w:r>
+                    <w:rPr>
+                      <w:rFonts w:hint="eastAsia"/>
+                      <w:color w:val="000000"/>
+                    </w:rPr>
+                    <w:t xml:space="preserve"> Regency Hotel </w:t>
+                  </w:r>
+                  <w:r>
+                    <w:rPr>
+                      <w:rFonts w:hint="eastAsia"/>
+                      <w:color w:val="000000"/>
+                    </w:rPr>
+                    <w:t>克拉甘麗晶</w:t>
+                  </w:r>
+                  <w:r>
+                    <w:rPr>
+                      <w:rFonts w:hint="eastAsia"/>
+                      <w:color w:val="000000"/>
+                    </w:rPr>
+                    <w:t>/Pan Borneo Hotel Kota Kinabalu/GRAND IN HOTEL</w:t>
+                  </w:r>
+                  <w:r>
+                    <w:rPr>
+                      <w:rFonts w:hint="eastAsia"/>
+                      <w:color w:val="000000"/>
+                    </w:rPr>
+                    <w:t>或同級</w:t>
                   </w:r>
                 </w:p>
               </w:tc>
@@ -1796,7 +1851,21 @@
                       <w:color w:val="000000"/>
                     </w:rPr>
                     <w:br/>
-                    <w:t>9:30 AM – 3:30 PM 在風景優美的海域展開一場輕鬆愜意的跳島之旅。前往以潔白細沙與清澈海水聞名的沙比島 Sapi Island，同時體驗位於加雅島 Gaya Island 海域上的特色漂浮俱樂部，盡情享受陽光、碧海與悠閒的度假時光。</w:t>
+                    <w:t xml:space="preserve">9:30 AM – 3:30 PM 在風景優美的海域展開一場輕鬆愜意的跳島之旅。前往以潔白細沙與清澈海水聞名的沙比島 </w:t>
+                  </w:r>
+                  <w:proofErr w:type="spellStart"/>
+                  <w:r>
+                    <w:rPr>
+                      <w:color w:val="000000"/>
+                    </w:rPr>
+                    <w:t>Sapi</w:t>
+                  </w:r>
+                  <w:proofErr w:type="spellEnd"/>
+                  <w:r>
+                    <w:rPr>
+                      <w:color w:val="000000"/>
+                    </w:rPr>
+                    <w:t xml:space="preserve"> Island，同時體驗位於加雅島 Gaya Island 海域上的特色漂浮俱樂部，盡情享受陽光、碧海與悠閒的度假時光。</w:t>
                   </w:r>
                   <w:r>
                     <w:rPr>
@@ -2072,19 +2141,82 @@
                     <w:rPr>
                       <w:color w:val="000000"/>
                     </w:rPr>
-                    <w:t>住宿：馬聚蘭飯店</w:t>
-                  </w:r>
-                  <w:r>
-                    <w:rPr>
-                      <w:color w:val="000000"/>
-                    </w:rPr>
-                    <w:t xml:space="preserve"> The Majulan Hotel</w:t>
-                  </w:r>
-                  <w:r>
-                    <w:rPr>
-                      <w:color w:val="000000"/>
-                    </w:rPr>
-                    <w:t>或同等級旅館</w:t>
+                    <w:t>住宿：馬</w:t>
+                  </w:r>
+                  <w:r>
+                    <w:rPr>
+                      <w:rFonts w:hint="eastAsia"/>
+                      <w:color w:val="000000"/>
+                    </w:rPr>
+                    <w:t>馬聚蘭飯店</w:t>
+                  </w:r>
+                  <w:r>
+                    <w:rPr>
+                      <w:rFonts w:hint="eastAsia"/>
+                      <w:color w:val="000000"/>
+                    </w:rPr>
+                    <w:t xml:space="preserve"> The </w:t>
+                  </w:r>
+                  <w:proofErr w:type="spellStart"/>
+                  <w:r>
+                    <w:rPr>
+                      <w:rFonts w:hint="eastAsia"/>
+                      <w:color w:val="000000"/>
+                    </w:rPr>
+                    <w:t>Majulan</w:t>
+                  </w:r>
+                  <w:proofErr w:type="spellEnd"/>
+                  <w:r>
+                    <w:rPr>
+                      <w:rFonts w:hint="eastAsia"/>
+                      <w:color w:val="000000"/>
+                    </w:rPr>
+                    <w:t xml:space="preserve"> Hotel/The </w:t>
+                  </w:r>
+                  <w:proofErr w:type="spellStart"/>
+                  <w:r>
+                    <w:rPr>
+                      <w:rFonts w:hint="eastAsia"/>
+                      <w:color w:val="000000"/>
+                    </w:rPr>
+                    <w:t>Klagan</w:t>
+                  </w:r>
+                  <w:proofErr w:type="spellEnd"/>
+                  <w:r>
+                    <w:rPr>
+                      <w:rFonts w:hint="eastAsia"/>
+                      <w:color w:val="000000"/>
+                    </w:rPr>
+                    <w:t xml:space="preserve"> Regency Hotel </w:t>
+                  </w:r>
+                  <w:r>
+                    <w:rPr>
+                      <w:rFonts w:hint="eastAsia"/>
+                      <w:color w:val="000000"/>
+                    </w:rPr>
+                    <w:t>克拉甘麗晶</w:t>
+                  </w:r>
+                  <w:r>
+                    <w:rPr>
+                      <w:rFonts w:hint="eastAsia"/>
+                      <w:color w:val="000000"/>
+                    </w:rPr>
+                    <w:t xml:space="preserve">/Pan Borneo </w:t>
+                  </w:r>
+                  <w:r>
+                    <w:rPr>
+                      <w:rFonts w:hint="eastAsia"/>
+                      <w:color w:val="000000"/>
+                    </w:rPr>
+                    <w:lastRenderedPageBreak/>
+                    <w:t>Hotel Kota Kinabalu/GRAND IN HOTEL</w:t>
+                  </w:r>
+                  <w:r>
+                    <w:rPr>
+                      <w:rFonts w:hint="eastAsia"/>
+                      <w:color w:val="000000"/>
+                    </w:rPr>
+                    <w:t>或同級</w:t>
                   </w:r>
                 </w:p>
               </w:tc>
@@ -2982,21 +3114,49 @@
                     <w:rPr>
                       <w:color w:val="000000"/>
                     </w:rPr>
-                    <w:t>希爾頓花園海邊酒店於2026年3月全新開幕~酒店坐落於圖拉蘭的海濱，鄰近紅樹林濕地及北沙巴景點，可輕鬆前往哥打京那巴魯。附近有孟加拉河遊船、Sabar Cowboy Town 及 Tuaran Crocodile Farm。住客可體驗自然步道、文化體驗、輕鬆日落，以及包括健身中心在內的酒店內設施。</w:t>
+                    <w:t>希爾頓花園海邊酒店於2026年3月全新開幕~酒店坐落於圖拉蘭的海濱，鄰近紅樹林濕地及北沙巴景點，可輕鬆前往哥打京那巴魯。附近有孟加拉河遊船、</w:t>
+                  </w:r>
+                  <w:proofErr w:type="spellStart"/>
+                  <w:r>
+                    <w:rPr>
+                      <w:color w:val="000000"/>
+                    </w:rPr>
+                    <w:t>Sabar</w:t>
+                  </w:r>
+                  <w:proofErr w:type="spellEnd"/>
+                  <w:r>
+                    <w:rPr>
+                      <w:color w:val="000000"/>
+                    </w:rPr>
+                    <w:t xml:space="preserve"> Cowboy Town 及 </w:t>
+                  </w:r>
+                  <w:proofErr w:type="spellStart"/>
+                  <w:r>
+                    <w:rPr>
+                      <w:color w:val="000000"/>
+                    </w:rPr>
+                    <w:t>Tuaran</w:t>
+                  </w:r>
+                  <w:proofErr w:type="spellEnd"/>
+                  <w:r>
+                    <w:rPr>
+                      <w:color w:val="000000"/>
+                    </w:rPr>
+                    <w:t xml:space="preserve"> Crocodile Farm。住客可體驗自然步道、文化體驗、輕鬆日落，以及包括健身中心在內</w:t>
+                  </w:r>
+                  <w:r>
+                    <w:rPr>
+                      <w:color w:val="000000"/>
+                    </w:rPr>
+                    <w:lastRenderedPageBreak/>
+                    <w:t>的酒店內設施。</w:t>
                   </w:r>
                   <w:r>
                     <w:rPr>
                       <w:color w:val="000000"/>
                     </w:rPr>
                     <w:br/>
-                    <w:t>餐飲:我們的全餐餐廳的菜單專注於平易近人、執行良好的菜式，吸引國際及國內及本地賓</w:t>
-                  </w:r>
-                  <w:r>
-                    <w:rPr>
-                      <w:color w:val="000000"/>
-                    </w:rPr>
-                    <w:lastRenderedPageBreak/>
-                    <w:t>客。住客可享用一系列西式經典菜式，以及廣受歡迎的亞洲及馬來西亞美食，並盡可能使用時令及當地採購的食材，強調新鮮及簡單。酒吧採用開放式格局，設有舒適座位，位於全餐廳的上方，坐擁周邊美景及日落美景。飲品餐單提供多款經典酒精及非酒精飲品。</w:t>
+                    <w:t>餐飲:我們的全餐餐廳的菜單專注於平易近人、執行良好的菜式，吸引國際及國內及本地賓客。住客可享用一系列西式經典菜式，以及廣受歡迎的亞洲及馬來西亞美食，並盡可能使用時令及當地採購的食材，強調新鮮及簡單。酒吧採用開放式格局，設有舒適座位，位於全餐廳的上方，坐擁周邊美景及日落美景。飲品餐單提供多款經典酒精及非酒精飲品。</w:t>
                   </w:r>
                 </w:p>
                 <w:p>
@@ -3657,7 +3817,14 @@
                     <w:rPr>
                       <w:color w:val="000000"/>
                     </w:rPr>
-                    <w:t>(外觀) 沙巴亞庇的粉紅清真寺，是一座迷人的清真寺。它以其粉紅色的外觀而聞名，是沙巴亞庇市的地標之一。這座清真寺位於沙巴大學校園內，其建築風格結合了伊斯蘭和莫爾克建築的元素。它擁有獨特的圓頂和尖塔，整體設計精美細緻。粉紅清真寺的外牆呈現出淺粉紅色，給人一種柔和、溫馨的感覺。清真寺周圍還有綠樹環繞和美麗的庭院，增添了寧靜和宜人的氛圍。 遊客可以參觀這座清真寺的外部，欣賞其迷人的建築和粉紅色的外觀。在清真寺內部的禮拜區域，一般只允許穆斯林進入進行宗教活動。沙巴亞庇的粉紅清真寺是一處旅遊景點，吸引著遊客前來欣賞其獨特的建築風格和迷人的外觀。</w:t>
+                    <w:t>(外觀) 沙巴亞庇的粉紅清真寺，是一座迷人的清真寺。它以其粉紅色的外觀而聞名，是沙巴亞庇市的地標之一。這座清真寺位於沙巴大學校園內，其建築風格結合了伊斯蘭和莫爾克建築的元素。它擁有獨特的圓頂和尖塔，整體設計精美細緻。粉紅清真寺的外牆呈現出淺粉紅色，給人一種柔和、溫馨的感覺。清真寺周圍還有綠樹環繞和美麗的庭院，增添了寧靜和宜人的氛圍。 遊客可以參觀這座清真寺的外部，欣賞其迷人的建築和粉紅色的外觀。在清</w:t>
+                  </w:r>
+                  <w:r>
+                    <w:rPr>
+                      <w:color w:val="000000"/>
+                    </w:rPr>
+                    <w:lastRenderedPageBreak/>
+                    <w:t>真寺內部的禮拜區域，一般只允許穆斯林進入進行宗教活動。沙巴亞庇的粉紅清真寺是一處旅遊景點，吸引著遊客前來欣賞其獨特的建築風格和迷人的外觀。</w:t>
                   </w:r>
                 </w:p>
                 <w:p>
@@ -3672,7 +3839,6 @@
                     <w:rPr>
                       <w:color w:val="000000"/>
                     </w:rPr>
-                    <w:lastRenderedPageBreak/>
                     <w:t>【水上清真寺】</w:t>
                   </w:r>
                 </w:p>
@@ -3845,19 +4011,74 @@
                       <w:color w:val="000000"/>
                     </w:rPr>
                     <w:lastRenderedPageBreak/>
-                    <w:t>住宿：馬聚蘭飯店</w:t>
-                  </w:r>
-                  <w:r>
-                    <w:rPr>
-                      <w:color w:val="000000"/>
-                    </w:rPr>
-                    <w:t xml:space="preserve"> The Majulan Hotel</w:t>
-                  </w:r>
-                  <w:r>
-                    <w:rPr>
-                      <w:color w:val="000000"/>
-                    </w:rPr>
-                    <w:t>或同等級旅館</w:t>
+                    <w:t>住宿：</w:t>
+                  </w:r>
+                  <w:r>
+                    <w:rPr>
+                      <w:rFonts w:hint="eastAsia"/>
+                      <w:color w:val="000000"/>
+                    </w:rPr>
+                    <w:t>馬聚蘭飯店</w:t>
+                  </w:r>
+                  <w:r>
+                    <w:rPr>
+                      <w:rFonts w:hint="eastAsia"/>
+                      <w:color w:val="000000"/>
+                    </w:rPr>
+                    <w:t xml:space="preserve"> The </w:t>
+                  </w:r>
+                  <w:proofErr w:type="spellStart"/>
+                  <w:r>
+                    <w:rPr>
+                      <w:rFonts w:hint="eastAsia"/>
+                      <w:color w:val="000000"/>
+                    </w:rPr>
+                    <w:t>Majulan</w:t>
+                  </w:r>
+                  <w:proofErr w:type="spellEnd"/>
+                  <w:r>
+                    <w:rPr>
+                      <w:rFonts w:hint="eastAsia"/>
+                      <w:color w:val="000000"/>
+                    </w:rPr>
+                    <w:t xml:space="preserve"> Hotel/The </w:t>
+                  </w:r>
+                  <w:proofErr w:type="spellStart"/>
+                  <w:r>
+                    <w:rPr>
+                      <w:rFonts w:hint="eastAsia"/>
+                      <w:color w:val="000000"/>
+                    </w:rPr>
+                    <w:t>Klagan</w:t>
+                  </w:r>
+                  <w:proofErr w:type="spellEnd"/>
+                  <w:r>
+                    <w:rPr>
+                      <w:rFonts w:hint="eastAsia"/>
+                      <w:color w:val="000000"/>
+                    </w:rPr>
+                    <w:t xml:space="preserve"> Regency Hotel </w:t>
+                  </w:r>
+                  <w:r>
+                    <w:rPr>
+                      <w:rFonts w:hint="eastAsia"/>
+                      <w:color w:val="000000"/>
+                    </w:rPr>
+                    <w:t>克拉甘麗晶</w:t>
+                  </w:r>
+                  <w:r>
+                    <w:rPr>
+                      <w:rFonts w:hint="eastAsia"/>
+                      <w:color w:val="000000"/>
+                    </w:rPr>
+                    <w:t>/Pan Borneo Hotel Kota Kinabalu/GRAND IN HOTEL</w:t>
+                  </w:r>
+                  <w:r>
+                    <w:rPr>
+                      <w:rFonts w:hint="eastAsia"/>
+                      <w:color w:val="000000"/>
+                    </w:rPr>
+                    <w:t>或同級</w:t>
                   </w:r>
                 </w:p>
               </w:tc>
@@ -4568,6 +4789,7 @@
           <w:rFonts w:ascii="Segoe UI Symbol" w:hAnsi="Segoe UI Symbol" w:cs="Segoe UI Symbol"/>
           <w:color w:val="CC3366"/>
         </w:rPr>
+        <w:lastRenderedPageBreak/>
         <w:t>★</w:t>
       </w:r>
       <w:r>
@@ -4662,14 +4884,7 @@
         <w:rPr>
           <w:rFonts w:hint="eastAsia"/>
         </w:rPr>
-        <w:t>一</w:t>
-      </w:r>
-      <w:r>
-        <w:rPr>
-          <w:rFonts w:hint="eastAsia"/>
-        </w:rPr>
-        <w:lastRenderedPageBreak/>
-        <w:t>件手提行李與一小件個人物品</w:t>
+        <w:t>一件手提行李與一小件個人物品</w:t>
       </w:r>
       <w:r>
         <w:rPr>
@@ -5329,6 +5544,7 @@
         <w:rPr>
           <w:rFonts w:hint="eastAsia"/>
         </w:rPr>
+        <w:lastRenderedPageBreak/>
         <w:t>•本行程所載之護照、簽證相關規定，對象均為持中華民國護照出境之旅客，若貴賓持他國護照，請先自行查明相關規定，務必報名收訂時並請告知您的服務人員。</w:t>
       </w:r>
     </w:p>
@@ -5340,7 +5556,6 @@
         <w:rPr>
           <w:rFonts w:hint="eastAsia"/>
         </w:rPr>
-        <w:lastRenderedPageBreak/>
         <w:t>•相關資訊請查詢：內政部入出國及移民署全球資訊網</w:t>
       </w:r>
     </w:p>
